--- a/india_monitor_data/rag/documents/Strike_Intelligence/Railway_Pattern_Analysis.docx
+++ b/india_monitor_data/rag/documents/Strike_Intelligence/Railway_Pattern_Analysis.docx
@@ -8,52 +8,224 @@
         <w:jc w:val="center"/>
       </w:pPr>
       <w:r>
-        <w:t>Railway Disruption Pattern Analysis</w:t>
+        <w:t>Railway Transportation Disruption Pattern &amp; Risk Analysis</w:t>
       </w:r>
     </w:p>
     <w:p>
       <w:r>
-        <w:t>Total Railway Incidents: 35</w:t>
+        <w:t>Report Generated: 2026-08-31 20:08:20</w:t>
+      </w:r>
+    </w:p>
+    <w:p>
+      <w:r>
+        <w:t>Transit Modality Category: Railway Logistics Operations</w:t>
+      </w:r>
+    </w:p>
+    <w:p>
+      <w:r>
+        <w:t>Total Sector Incidents Analyzed: 37</w:t>
       </w:r>
     </w:p>
     <w:p>
       <w:pPr>
-        <w:pStyle w:val="Heading2"/>
+        <w:pStyle w:val="Heading1"/>
       </w:pPr>
       <w:r>
-        <w:t>Most Affected Cities</w:t>
+        <w:t>1. Sector Disruption Profile &amp; Vulnerability</w:t>
+      </w:r>
+    </w:p>
+    <w:p>
+      <w:r>
+        <w:t>This operational brief outlines systemic risk patterns, union actions, and transit vulnerabilities specific to Railway transportation across India. Disruptions in this sector typically stem from toll tariff revisions, fuel price volatility, regulatory compliance enforcement (e.g. e-way bill disputes), and driver union strikes.</w:t>
       </w:r>
     </w:p>
     <w:p>
       <w:pPr>
-        <w:pStyle w:val="ListBullet"/>
+        <w:pStyle w:val="Heading1"/>
       </w:pPr>
       <w:r>
-        <w:t>National/Unknown: 10 incidents</w:t>
+        <w:t>2. Geographic Impact Distribution</w:t>
+      </w:r>
+    </w:p>
+    <w:p>
+      <w:r>
+        <w:t>• National/Unknown: 10 recorded incident(s)</w:t>
+      </w:r>
+    </w:p>
+    <w:p>
+      <w:r>
+        <w:t>• Mumbai: 6 recorded incident(s)</w:t>
+      </w:r>
+    </w:p>
+    <w:p>
+      <w:r>
+        <w:t>• Pune: 2 recorded incident(s)</w:t>
+      </w:r>
+    </w:p>
+    <w:p>
+      <w:r>
+        <w:t>• Lucknow: 2 recorded incident(s)</w:t>
       </w:r>
     </w:p>
     <w:p>
       <w:pPr>
-        <w:pStyle w:val="ListBullet"/>
+        <w:pStyle w:val="Heading1"/>
       </w:pPr>
       <w:r>
-        <w:t>Mumbai: 5 incidents</w:t>
+        <w:t>3. Key Sector Incidents &amp; Historical Evidence</w:t>
+      </w:r>
+    </w:p>
+    <w:p>
+      <w:r>
+        <w:rPr>
+          <w:b/>
+        </w:rPr>
+        <w:t>Case #1: Today News Headlines for School Assembly, August 21, 2026: Punjab Bandh, Indian Railways launches Amrit Bharat Express, Google offering 1-year free AI subscription to college students - The Indian Express</w:t>
+        <w:br/>
+      </w:r>
+      <w:r>
+        <w:t>• Date: 2026-08-20 | Source: The Indian Express</w:t>
+        <w:br/>
+      </w:r>
+    </w:p>
+    <w:p>
+      <w:r>
+        <w:rPr>
+          <w:b/>
+        </w:rPr>
+        <w:t>Case #2: Thousands stage road blockades demanding original Pune-Nashik rail alignment - The Indian Express</w:t>
+        <w:br/>
+      </w:r>
+      <w:r>
+        <w:t>• Date: 2026-08-10 | Source: The Indian Express</w:t>
+        <w:br/>
+      </w:r>
+    </w:p>
+    <w:p>
+      <w:r>
+        <w:rPr>
+          <w:b/>
+        </w:rPr>
+        <w:t>Case #3: US strikes China-Iran rail corridor in Golestan; Tehran bombards American bases - India Today - India Today</w:t>
+        <w:br/>
+      </w:r>
+      <w:r>
+        <w:t>• Date: 2026-07-09 | Source: India Today</w:t>
+        <w:br/>
+      </w:r>
+    </w:p>
+    <w:p>
+      <w:r>
+        <w:rPr>
+          <w:b/>
+        </w:rPr>
+        <w:t>Case #4: Karnataka High Court Restrains Transport Unions From Going On Indefinite Strike, Directs State To Hold... - Live Law</w:t>
+        <w:br/>
+      </w:r>
+      <w:r>
+        <w:t>• Date: 2026-05-19 | Source: Live Law</w:t>
+        <w:br/>
+      </w:r>
+    </w:p>
+    <w:p>
+      <w:r>
+        <w:rPr>
+          <w:b/>
+        </w:rPr>
+        <w:t>Case #5: Ghost trains and a political blame game: Why North America’s largest rail system just shut down for first time in 30 years - The Indian Express</w:t>
+        <w:br/>
+      </w:r>
+      <w:r>
+        <w:t>• Date: 2026-05-18 | Source: The Indian Express</w:t>
+        <w:br/>
+      </w:r>
+    </w:p>
+    <w:p>
+      <w:r>
+        <w:rPr>
+          <w:b/>
+        </w:rPr>
+        <w:t>Case #6: New York rail strike leaves 2,50,000 commuters scrambling for alternatives - The Economic Times</w:t>
+        <w:br/>
+      </w:r>
+      <w:r>
+        <w:t>• Date: 2026-05-16 | Source: The Economic Times</w:t>
+        <w:br/>
+      </w:r>
+    </w:p>
+    <w:p>
+      <w:r>
+        <w:rPr>
+          <w:b/>
+        </w:rPr>
+        <w:t>Case #7: North America’s Largest Commuter Rail System Shuts Down Due to Strike - Outlook India</w:t>
+        <w:br/>
+      </w:r>
+      <w:r>
+        <w:t>• Date: 2026-05-16 | Source: Outlook India</w:t>
+        <w:br/>
+      </w:r>
+    </w:p>
+    <w:p>
+      <w:r>
+        <w:rPr>
+          <w:b/>
+        </w:rPr>
+        <w:t>Case #8: Why did Mumbai’s train guards go on a ‘work-to-rule’ strike and delay your evening commute? - The Indian Express</w:t>
+        <w:br/>
+      </w:r>
+      <w:r>
+        <w:t>• Date: 2026-05-14 | Source: The Indian Express</w:t>
+        <w:br/>
+      </w:r>
+    </w:p>
+    <w:p>
+      <w:r>
+        <w:rPr>
+          <w:b/>
+        </w:rPr>
+        <w:t>Case #9: Mumbai: Railway unions commemorate 1974 strike anniversary - Mid-Day</w:t>
+        <w:br/>
+      </w:r>
+      <w:r>
+        <w:t>• Date: 2026-05-08 | Source: Mid-Day</w:t>
+        <w:br/>
+      </w:r>
+    </w:p>
+    <w:p>
+      <w:r>
+        <w:rPr>
+          <w:b/>
+        </w:rPr>
+        <w:t>Case #10: Workers union strike to protest FIR against CR engineers brings trains to a halt at CSMT - The Indian Express</w:t>
+        <w:br/>
+      </w:r>
+      <w:r>
+        <w:t>• Date: 2025-11-07 | Source: The Indian Express</w:t>
+        <w:br/>
       </w:r>
     </w:p>
     <w:p>
       <w:pPr>
-        <w:pStyle w:val="ListBullet"/>
+        <w:pStyle w:val="Heading1"/>
       </w:pPr>
       <w:r>
-        <w:t>Pune: 2 incidents</w:t>
+        <w:t>4. Carrier SLA Adjudication &amp; Operational Directives</w:t>
       </w:r>
     </w:p>
     <w:p>
-      <w:pPr>
-        <w:pStyle w:val="ListBullet"/>
-      </w:pPr>
       <w:r>
-        <w:t>Lucknow: 2 incidents</w:t>
+        <w:t>Standard operating procedures when Railway disruptions impact Order-to-Cash deliveries:</w:t>
+      </w:r>
+    </w:p>
+    <w:p>
+      <w:r>
+        <w:t>• Rail Yard Demurrage Rules: Rail container demurrage incurred due to labor strikes at inland container depots (ICDs) is reimbursable up to $500 per container upon railway receipt submission.</w:t>
+      </w:r>
+    </w:p>
+    <w:p>
+      <w:r>
+        <w:t>• Intermodal Drayage Shift: Transfer stranded rail cargo to dedicated road linehauls within 24 hours of rail stoppage.</w:t>
       </w:r>
     </w:p>
     <w:sectPr>

--- a/india_monitor_data/rag/documents/Strike_Intelligence/Railway_Pattern_Analysis.docx
+++ b/india_monitor_data/rag/documents/Strike_Intelligence/Railway_Pattern_Analysis.docx
@@ -13,7 +13,7 @@
     </w:p>
     <w:p>
       <w:r>
-        <w:t>Report Generated: 2026-08-31 20:08:20</w:t>
+        <w:t>Report Generated: 2026-08-31 20:25:59</w:t>
       </w:r>
     </w:p>
     <w:p>

--- a/india_monitor_data/rag/documents/Strike_Intelligence/Railway_Pattern_Analysis.docx
+++ b/india_monitor_data/rag/documents/Strike_Intelligence/Railway_Pattern_Analysis.docx
@@ -13,7 +13,7 @@
     </w:p>
     <w:p>
       <w:r>
-        <w:t>Report Generated: 2026-08-31 20:25:59</w:t>
+        <w:t>Report Generated: 2026-08-31 20:57:24</w:t>
       </w:r>
     </w:p>
     <w:p>

--- a/india_monitor_data/rag/documents/Strike_Intelligence/Railway_Pattern_Analysis.docx
+++ b/india_monitor_data/rag/documents/Strike_Intelligence/Railway_Pattern_Analysis.docx
@@ -13,7 +13,7 @@
     </w:p>
     <w:p>
       <w:r>
-        <w:t>Report Generated: 2026-08-31 20:57:24</w:t>
+        <w:t>Report Generated: 2026-09-02 22:53:45</w:t>
       </w:r>
     </w:p>
     <w:p>
@@ -23,7 +23,7 @@
     </w:p>
     <w:p>
       <w:r>
-        <w:t>Total Sector Incidents Analyzed: 37</w:t>
+        <w:t>Total Sector Incidents Analyzed: 42</w:t>
       </w:r>
     </w:p>
     <w:p>
@@ -54,12 +54,12 @@
     </w:p>
     <w:p>
       <w:r>
-        <w:t>• Mumbai: 6 recorded incident(s)</w:t>
+        <w:t>• Mumbai: 8 recorded incident(s)</w:t>
       </w:r>
     </w:p>
     <w:p>
       <w:r>
-        <w:t>• Pune: 2 recorded incident(s)</w:t>
+        <w:t>• Pune: 3 recorded incident(s)</w:t>
       </w:r>
     </w:p>
     <w:p>

--- a/india_monitor_data/rag/documents/Strike_Intelligence/Railway_Pattern_Analysis.docx
+++ b/india_monitor_data/rag/documents/Strike_Intelligence/Railway_Pattern_Analysis.docx
@@ -13,7 +13,7 @@
     </w:p>
     <w:p>
       <w:r>
-        <w:t>Report Generated: 2026-09-02 22:53:45</w:t>
+        <w:t>Report Generated: 2026-09-04 22:14:58</w:t>
       </w:r>
     </w:p>
     <w:p>
@@ -23,7 +23,7 @@
     </w:p>
     <w:p>
       <w:r>
-        <w:t>Total Sector Incidents Analyzed: 42</w:t>
+        <w:t>Total Sector Incidents Analyzed: 46</w:t>
       </w:r>
     </w:p>
     <w:p>
@@ -54,7 +54,7 @@
     </w:p>
     <w:p>
       <w:r>
-        <w:t>• Mumbai: 8 recorded incident(s)</w:t>
+        <w:t>• Mumbai: 9 recorded incident(s)</w:t>
       </w:r>
     </w:p>
     <w:p>
